--- a/reports/sa_health_apy_health_economic_working_report_v1/APY_targeted_LTBI_screening_health_economic_working_report_SA_Health.docx
+++ b/reports/sa_health_apy_health_economic_working_report_v1/APY_targeted_LTBI_screening_health_economic_working_report_SA_Health.docx
@@ -25,7 +25,7 @@
     </w:p>
     <w:p>
       <w:r>
-        <w:t xml:space="preserve">Code commit: 12f697aa7caccad9a9290a7c7eef2dad54257e46</w:t>
+        <w:t xml:space="preserve">Reference package commit: 12f697aa7caccad9a9290a7c7eef2dad54257e46</w:t>
       </w:r>
     </w:p>
     <w:p>
